--- a/de/wisdom-stories/your-friends.docx
+++ b/de/wisdom-stories/your-friends.docx
@@ -105,7 +105,7 @@
         <w:rPr>
           <w:lang/>
         </w:rPr>
-        <w:t>„Auf der Liste standen fünfzig Namen. Aber hier sehe ich nur fünfzehn von ihnen!“</w:t>
+        <w:t>„Auf der Liste standen fünfzig Namen. Aber hier sehe ich nur fünfzehn meiner Freunde!“</w:t>
       </w:r>
     </w:p>
     <w:p>
